--- a/public/5. Biên bản họp Chi Đoàn.docx
+++ b/public/5. Biên bản họp Chi Đoàn.docx
@@ -1,6 +1,6 @@
 
 <file path=word/document.xml><?xml version="1.0" encoding="utf-8"?>
-<w:document xmlns:wpc="http://schemas.microsoft.com/office/word/2010/wordprocessingCanvas" xmlns:cx="http://schemas.microsoft.com/office/drawing/2014/chartex" xmlns:mc="http://schemas.openxmlformats.org/markup-compatibility/2006" xmlns:o="urn:schemas-microsoft-com:office:office" xmlns:r="http://schemas.openxmlformats.org/officeDocument/2006/relationships" xmlns:m="http://schemas.openxmlformats.org/officeDocument/2006/math" xmlns:v="urn:schemas-microsoft-com:vml" xmlns:wp14="http://schemas.microsoft.com/office/word/2010/wordprocessingDrawing" xmlns:wp="http://schemas.openxmlformats.org/drawingml/2006/wordprocessingDrawing" xmlns:w10="urn:schemas-microsoft-com:office:word" xmlns:w="http://schemas.openxmlformats.org/wordprocessingml/2006/main" xmlns:w14="http://schemas.microsoft.com/office/word/2010/wordml" xmlns:w15="http://schemas.microsoft.com/office/word/2012/wordml" xmlns:w16se="http://schemas.microsoft.com/office/word/2015/wordml/symex" xmlns:wpg="http://schemas.microsoft.com/office/word/2010/wordprocessingGroup" xmlns:wpi="http://schemas.microsoft.com/office/word/2010/wordprocessingInk" xmlns:wne="http://schemas.microsoft.com/office/word/2006/wordml" xmlns:wps="http://schemas.microsoft.com/office/word/2010/wordprocessingShape" mc:Ignorable="w14 w15 w16se wp14">
+<w:document xmlns:wpc="http://schemas.microsoft.com/office/word/2010/wordprocessingCanvas" xmlns:cx="http://schemas.microsoft.com/office/drawing/2014/chartex" xmlns:cx1="http://schemas.microsoft.com/office/drawing/2015/9/8/chartex" xmlns:cx2="http://schemas.microsoft.com/office/drawing/2015/10/21/chartex" xmlns:cx3="http://schemas.microsoft.com/office/drawing/2016/5/9/chartex" xmlns:cx4="http://schemas.microsoft.com/office/drawing/2016/5/10/chartex" xmlns:cx5="http://schemas.microsoft.com/office/drawing/2016/5/11/chartex" xmlns:cx6="http://schemas.microsoft.com/office/drawing/2016/5/12/chartex" xmlns:cx7="http://schemas.microsoft.com/office/drawing/2016/5/13/chartex" xmlns:cx8="http://schemas.microsoft.com/office/drawing/2016/5/14/chartex" xmlns:mc="http://schemas.openxmlformats.org/markup-compatibility/2006" xmlns:aink="http://schemas.microsoft.com/office/drawing/2016/ink" xmlns:am3d="http://schemas.microsoft.com/office/drawing/2017/model3d" xmlns:o="urn:schemas-microsoft-com:office:office" xmlns:oel="http://schemas.microsoft.com/office/2019/extlst" xmlns:r="http://schemas.openxmlformats.org/officeDocument/2006/relationships" xmlns:m="http://schemas.openxmlformats.org/officeDocument/2006/math" xmlns:v="urn:schemas-microsoft-com:vml" xmlns:wp14="http://schemas.microsoft.com/office/word/2010/wordprocessingDrawing" xmlns:wp="http://schemas.openxmlformats.org/drawingml/2006/wordprocessingDrawing" xmlns:w10="urn:schemas-microsoft-com:office:word" xmlns:w="http://schemas.openxmlformats.org/wordprocessingml/2006/main" xmlns:w14="http://schemas.microsoft.com/office/word/2010/wordml" xmlns:w15="http://schemas.microsoft.com/office/word/2012/wordml" xmlns:w16cex="http://schemas.microsoft.com/office/word/2018/wordml/cex" xmlns:w16cid="http://schemas.microsoft.com/office/word/2016/wordml/cid" xmlns:w16="http://schemas.microsoft.com/office/word/2018/wordml" xmlns:w16du="http://schemas.microsoft.com/office/word/2023/wordml/word16du" xmlns:w16sdtdh="http://schemas.microsoft.com/office/word/2020/wordml/sdtdatahash" xmlns:w16sdtfl="http://schemas.microsoft.com/office/word/2024/wordml/sdtformatlock" xmlns:w16se="http://schemas.microsoft.com/office/word/2015/wordml/symex" xmlns:wpg="http://schemas.microsoft.com/office/word/2010/wordprocessingGroup" xmlns:wpi="http://schemas.microsoft.com/office/word/2010/wordprocessingInk" xmlns:wne="http://schemas.microsoft.com/office/word/2006/wordml" xmlns:wps="http://schemas.microsoft.com/office/word/2010/wordprocessingShape" mc:Ignorable="w14 w15 w16se w16cid w16 w16cex w16sdtdh w16sdtfl w16du wp14">
   <w:body>
     <w:tbl>
       <w:tblPr>
@@ -39,12 +39,6 @@
           <w:p>
             <w:pPr>
               <w:jc w:val="center"/>
-            </w:pPr>
-            <w:r/>
-          </w:p>
-          <w:p>
-            <w:pPr>
-              <w:jc w:val="center"/>
               <w:rPr>
                 <w:b/>
               </w:rPr>
@@ -53,13 +47,20 @@
               <w:rPr>
                 <w:b/>
               </w:rPr>
-              <w:t>BCH CHI ĐOÀN………………</w:t>
+              <w:t>BCH CHI ĐOÀN</w:t>
             </w:r>
             <w:r>
               <w:rPr>
                 <w:b/>
               </w:rPr>
-              <w:t>…</w:t>
+              <w:t xml:space="preserve"> </w:t>
+            </w:r>
+            <w:r>
+              <w:rPr>
+                <w:b/>
+                <w:bCs/>
+              </w:rPr>
+              <w:t>{{lop}}</w:t>
             </w:r>
           </w:p>
           <w:p>
@@ -94,7 +95,7 @@
               <mc:AlternateContent>
                 <mc:Choice Requires="wps">
                   <w:drawing>
-                    <wp:anchor distT="0" distB="0" distL="114300" distR="114300" simplePos="0" relativeHeight="251659264" behindDoc="0" locked="0" layoutInCell="1" allowOverlap="1">
+                    <wp:anchor distT="0" distB="0" distL="114300" distR="114300" simplePos="0" relativeHeight="251659264" behindDoc="0" locked="0" layoutInCell="1" allowOverlap="1" wp14:anchorId="71F59C6F" wp14:editId="767F48C1">
                       <wp:simplePos x="0" y="0"/>
                       <wp:positionH relativeFrom="column">
                         <wp:posOffset>138592</wp:posOffset>
@@ -185,14 +186,26 @@
           </w:tcPr>
           <w:p>
             <w:pPr>
-              <w:jc w:val="center"/>
+              <w:jc w:val="both"/>
               <w:rPr>
                 <w:sz w:val="26"/>
                 <w:szCs w:val="26"/>
               </w:rPr>
             </w:pPr>
             <w:r>
-              <w:t xml:space="preserve">Đà Nẵng, ngày {{ngay_ky_d}} tháng {{ngay_ky_m}} năm {{ngay_ky_y}}    </w:t>
+              <w:t xml:space="preserve">Đà Nẵng, ngày </w:t>
+            </w:r>
+            <w:r>
+              <w:t xml:space="preserve">   </w:t>
+            </w:r>
+            <w:r>
+              <w:t xml:space="preserve"> tháng </w:t>
+            </w:r>
+            <w:r>
+              <w:t xml:space="preserve">  </w:t>
+            </w:r>
+            <w:r>
+              <w:t xml:space="preserve"> năm {{ngay_ky_y}}    </w:t>
             </w:r>
           </w:p>
         </w:tc>
@@ -273,7 +286,19 @@
         </w:rPr>
       </w:pPr>
       <w:r>
-        <w:t>Hôm nay, ngày {{ngay_hop_chi_doan_d}} tháng {{ngay_hop_chi_doan_m}} năm {{ngay_hop_chi_doan_y}} Đại học Kinh tế - Đại học Đà Nẵng.</w:t>
+        <w:t>Hôm nay, ngày</w:t>
+      </w:r>
+      <w:r>
+        <w:t xml:space="preserve">      </w:t>
+      </w:r>
+      <w:r>
+        <w:t xml:space="preserve"> tháng </w:t>
+      </w:r>
+      <w:r>
+        <w:t xml:space="preserve">     </w:t>
+      </w:r>
+      <w:r>
+        <w:t>năm {{ngay_hop_chi_doan_y}} Đại học Kinh tế - Đại học Đà Nẵng.</w:t>
       </w:r>
     </w:p>
     <w:p>
@@ -356,7 +381,28 @@
         </w:rPr>
       </w:pPr>
       <w:r>
-        <w:t>3. Tổng số đoàn viên: {{tong_so_dv_chi_doan}}   Tham gia: {{tham_gia_chi_doan}}   Vắng: {{vang_chi_doan}}</w:t>
+        <w:t>3. Tổng số đoàn viên:</w:t>
+      </w:r>
+      <w:r>
+        <w:t xml:space="preserve"> </w:t>
+      </w:r>
+      <w:r>
+        <w:t>{{tong_so_dv_chi_doan}</w:t>
+      </w:r>
+      <w:r>
+        <w:t>}</w:t>
+      </w:r>
+      <w:r>
+        <w:t xml:space="preserve"> </w:t>
+      </w:r>
+      <w:r>
+        <w:t xml:space="preserve">Tham gia: {{tham_gia_chi_doan}}   </w:t>
+      </w:r>
+      <w:r>
+        <w:t>V</w:t>
+      </w:r>
+      <w:r>
+        <w:t>ắng: {{vang_chi_doan}}</w:t>
       </w:r>
     </w:p>
     <w:p>
@@ -420,7 +466,6 @@
       <w:pPr>
         <w:spacing w:before="60" w:after="60" w:line="276" w:lineRule="auto"/>
         <w:ind w:firstLine="567"/>
-        <w:jc w:val="left"/>
         <w:rPr>
           <w:b/>
           <w:color w:val="000000"/>
@@ -431,42 +476,135 @@
           <w:b/>
           <w:color w:val="000000"/>
         </w:rPr>
-        <w:t>1. Ưu điểm: {{uu_diem}}</w:t>
-      </w:r>
-    </w:p>
-    <w:p>
-      <w:pPr>
-        <w:spacing w:before="60" w:after="60" w:line="276" w:lineRule="auto"/>
-        <w:jc w:val="both"/>
-        <w:rPr>
-          <w:color w:val="000000"/>
-        </w:rPr>
-      </w:pPr>
-      <w:r/>
-    </w:p>
-    <w:p>
-      <w:pPr>
-        <w:spacing w:before="60" w:after="60" w:line="276" w:lineRule="auto"/>
-        <w:ind w:firstLine="567"/>
-        <w:jc w:val="left"/>
+        <w:t xml:space="preserve">1. Ưu điểm: </w:t>
+      </w:r>
+    </w:p>
+    <w:p>
+      <w:pPr>
+        <w:spacing w:before="60" w:after="60" w:line="276" w:lineRule="auto"/>
+        <w:ind w:firstLine="567"/>
+        <w:rPr>
+          <w:color w:val="000000"/>
+        </w:rPr>
+      </w:pPr>
+      <w:r>
+        <w:rPr>
+          <w:color w:val="000000"/>
+        </w:rPr>
+        <w:t>- Có phẩm chất chính trị tốt lập trường tư tưởng vững vàng, tuyệt đối trung thành với đường lối của Đảng, tác phong đứng đắn, mẫu mực.</w:t>
+      </w:r>
+    </w:p>
+    <w:p>
+      <w:pPr>
+        <w:spacing w:before="60" w:after="60" w:line="276" w:lineRule="auto"/>
+        <w:ind w:firstLine="567"/>
+        <w:rPr>
+          <w:color w:val="000000"/>
+        </w:rPr>
+      </w:pPr>
+      <w:r>
+        <w:rPr>
+          <w:color w:val="000000"/>
+        </w:rPr>
+        <w:t>- Có lối sống đạo đức trong sáng, giản dị, luôn có ý thức tu dưỡng và rèn luyện đạo đức, luôn là tấm gương sáng cho các thế hệ noi theo.</w:t>
+      </w:r>
+    </w:p>
+    <w:p>
+      <w:pPr>
+        <w:spacing w:before="60" w:after="60" w:line="276" w:lineRule="auto"/>
+        <w:ind w:firstLine="567"/>
+        <w:rPr>
+          <w:color w:val="000000"/>
+        </w:rPr>
+      </w:pPr>
+      <w:r>
+        <w:rPr>
+          <w:color w:val="000000"/>
+        </w:rPr>
+        <w:t>- Có năng lực công tác tốt, luôn tích cực tham gia các hoạt động của chi Đoàn, khoa, Đoàn trường.</w:t>
+      </w:r>
+    </w:p>
+    <w:p>
+      <w:pPr>
+        <w:spacing w:before="60" w:after="60" w:line="276" w:lineRule="auto"/>
+        <w:ind w:firstLine="567"/>
+        <w:rPr>
+          <w:color w:val="000000"/>
+        </w:rPr>
+      </w:pPr>
+      <w:r>
+        <w:rPr>
+          <w:color w:val="000000"/>
+        </w:rPr>
+        <w:t>- Tính tình vui vẻ, hòa đồng, luôn giúp đỡ mọi người.</w:t>
+      </w:r>
+    </w:p>
+    <w:p>
+      <w:pPr>
+        <w:spacing w:before="60" w:after="60" w:line="276" w:lineRule="auto"/>
+        <w:ind w:firstLine="567"/>
+        <w:rPr>
+          <w:color w:val="000000"/>
+        </w:rPr>
+      </w:pPr>
+      <w:r>
+        <w:rPr>
+          <w:color w:val="000000"/>
+        </w:rPr>
+        <w:lastRenderedPageBreak/>
+        <w:t>- Luôn có thái độ cầu thị trong việc nhìn nhận, sửa chữa, khắc phục khuyết điểm của bản thân.</w:t>
+      </w:r>
+    </w:p>
+    <w:p>
+      <w:pPr>
+        <w:spacing w:before="60" w:after="60" w:line="276" w:lineRule="auto"/>
+        <w:ind w:firstLine="567"/>
         <w:rPr>
           <w:b/>
-          <w:color w:val="000000"/>
-        </w:rPr>
-      </w:pPr>
-      <w:r>
-        <w:t>2. Khuyết điểm: {{khuyet_diem}}</w:t>
-      </w:r>
-    </w:p>
-    <w:p>
-      <w:pPr>
-        <w:spacing w:before="60" w:after="60" w:line="276" w:lineRule="auto"/>
-        <w:jc w:val="both"/>
-        <w:rPr>
-          <w:color w:val="000000"/>
-        </w:rPr>
-      </w:pPr>
-      <w:r/>
+          <w:bCs/>
+        </w:rPr>
+      </w:pPr>
+      <w:r>
+        <w:rPr>
+          <w:b/>
+          <w:bCs/>
+        </w:rPr>
+        <w:t>2. Khuyết điểm:</w:t>
+      </w:r>
+    </w:p>
+    <w:p>
+      <w:pPr>
+        <w:spacing w:before="60" w:after="60" w:line="276" w:lineRule="auto"/>
+        <w:ind w:firstLine="567"/>
+        <w:rPr>
+          <w:bCs/>
+          <w:color w:val="000000"/>
+        </w:rPr>
+      </w:pPr>
+      <w:r>
+        <w:rPr>
+          <w:bCs/>
+          <w:color w:val="000000"/>
+        </w:rPr>
+        <w:t>- Không có khuyết điểm gì lớn</w:t>
+      </w:r>
+      <w:r>
+        <w:rPr>
+          <w:bCs/>
+          <w:color w:val="000000"/>
+        </w:rPr>
+        <w:t>.</w:t>
+      </w:r>
+    </w:p>
+    <w:p>
+      <w:pPr>
+        <w:spacing w:before="60" w:after="60" w:line="276" w:lineRule="auto"/>
+        <w:ind w:firstLine="567"/>
+        <w:rPr>
+          <w:bCs/>
+          <w:color w:val="000000"/>
+        </w:rPr>
+      </w:pPr>
     </w:p>
     <w:p>
       <w:pPr>
@@ -542,7 +680,6 @@
           </w:tcPr>
           <w:p>
             <w:pPr>
-              <w:spacing w:line="276" w:lineRule="auto"/>
               <w:jc w:val="center"/>
               <w:rPr>
                 <w:b/>
@@ -557,17 +694,45 @@
           </w:p>
           <w:p>
             <w:pPr>
-              <w:spacing w:line="276" w:lineRule="auto"/>
               <w:jc w:val="center"/>
               <w:rPr>
                 <w:b/>
               </w:rPr>
             </w:pPr>
+          </w:p>
+          <w:p>
+            <w:pPr>
+              <w:jc w:val="center"/>
+              <w:rPr>
+                <w:b/>
+              </w:rPr>
+            </w:pPr>
+          </w:p>
+          <w:p>
+            <w:pPr>
+              <w:jc w:val="center"/>
+              <w:rPr>
+                <w:b/>
+              </w:rPr>
+            </w:pPr>
+          </w:p>
+          <w:p>
+            <w:pPr>
+              <w:jc w:val="center"/>
+              <w:rPr>
+                <w:b/>
+              </w:rPr>
+            </w:pPr>
+          </w:p>
+          <w:p>
+            <w:pPr>
+              <w:jc w:val="center"/>
+              <w:rPr>
+                <w:color w:val="000000"/>
+              </w:rPr>
+            </w:pPr>
             <w:r>
-              <w:rPr>
-                <w:i/>
-              </w:rPr>
-              <w:t>(Ký, ghi họ tên)</w:t>
+              <w:t>{{thu_ky_chi_doan}}</w:t>
             </w:r>
           </w:p>
         </w:tc>
@@ -578,32 +743,69 @@
           </w:tcPr>
           <w:p>
             <w:pPr>
-              <w:spacing w:line="276" w:lineRule="auto"/>
               <w:jc w:val="center"/>
               <w:rPr>
                 <w:b/>
+                <w:lang w:val="it-IT"/>
               </w:rPr>
             </w:pPr>
             <w:r>
               <w:rPr>
                 <w:b/>
+                <w:lang w:val="it-IT"/>
               </w:rPr>
               <w:t>Chủ tọa</w:t>
             </w:r>
           </w:p>
           <w:p>
             <w:pPr>
-              <w:spacing w:line="276" w:lineRule="auto"/>
               <w:jc w:val="center"/>
               <w:rPr>
                 <w:b/>
+                <w:lang w:val="it-IT"/>
+              </w:rPr>
+            </w:pPr>
+          </w:p>
+          <w:p>
+            <w:pPr>
+              <w:jc w:val="center"/>
+              <w:rPr>
+                <w:b/>
+                <w:lang w:val="it-IT"/>
+              </w:rPr>
+            </w:pPr>
+          </w:p>
+          <w:p>
+            <w:pPr>
+              <w:jc w:val="center"/>
+              <w:rPr>
+                <w:b/>
+                <w:lang w:val="it-IT"/>
+              </w:rPr>
+            </w:pPr>
+          </w:p>
+          <w:p>
+            <w:pPr>
+              <w:jc w:val="center"/>
+              <w:rPr>
+                <w:b/>
+                <w:lang w:val="it-IT"/>
+              </w:rPr>
+            </w:pPr>
+          </w:p>
+          <w:p>
+            <w:pPr>
+              <w:jc w:val="center"/>
+              <w:rPr>
+                <w:b/>
+                <w:lang w:val="it-IT"/>
               </w:rPr>
             </w:pPr>
             <w:r>
               <w:rPr>
-                <w:i/>
-              </w:rPr>
-              <w:t>(Ký, ghi họ tên)</w:t>
+                <w:lang w:val="it-IT"/>
+              </w:rPr>
+              <w:t>{{chu_tri_chi_doan}}</w:t>
             </w:r>
           </w:p>
         </w:tc>
@@ -612,6 +814,9 @@
     <w:p>
       <w:pPr>
         <w:spacing w:line="276" w:lineRule="auto"/>
+        <w:rPr>
+          <w:lang w:val="it-IT"/>
+        </w:rPr>
       </w:pPr>
     </w:p>
     <w:sectPr>
@@ -625,7 +830,7 @@
 </file>
 
 <file path=word/styles.xml><?xml version="1.0" encoding="utf-8"?>
-<w:styles xmlns:mc="http://schemas.openxmlformats.org/markup-compatibility/2006" xmlns:r="http://schemas.openxmlformats.org/officeDocument/2006/relationships" xmlns:w="http://schemas.openxmlformats.org/wordprocessingml/2006/main" xmlns:w14="http://schemas.microsoft.com/office/word/2010/wordml" xmlns:w15="http://schemas.microsoft.com/office/word/2012/wordml" xmlns:w16se="http://schemas.microsoft.com/office/word/2015/wordml/symex" mc:Ignorable="w14 w15 w16se">
+<w:styles xmlns:mc="http://schemas.openxmlformats.org/markup-compatibility/2006" xmlns:r="http://schemas.openxmlformats.org/officeDocument/2006/relationships" xmlns:w="http://schemas.openxmlformats.org/wordprocessingml/2006/main" xmlns:w14="http://schemas.microsoft.com/office/word/2010/wordml" xmlns:w15="http://schemas.microsoft.com/office/word/2012/wordml" xmlns:w16cex="http://schemas.microsoft.com/office/word/2018/wordml/cex" xmlns:w16cid="http://schemas.microsoft.com/office/word/2016/wordml/cid" xmlns:w16="http://schemas.microsoft.com/office/word/2018/wordml" xmlns:w16du="http://schemas.microsoft.com/office/word/2023/wordml/word16du" xmlns:w16sdtdh="http://schemas.microsoft.com/office/word/2020/wordml/sdtdatahash" xmlns:w16sdtfl="http://schemas.microsoft.com/office/word/2024/wordml/sdtformatlock" xmlns:w16se="http://schemas.microsoft.com/office/word/2015/wordml/symex" mc:Ignorable="w14 w15 w16se w16cid w16 w16cex w16sdtdh w16sdtfl w16du">
   <w:docDefaults>
     <w:rPrDefault>
       <w:rPr>
@@ -641,7 +846,7 @@
       </w:pPr>
     </w:pPrDefault>
   </w:docDefaults>
-  <w:latentStyles w:defLockedState="0" w:defUIPriority="99" w:defSemiHidden="0" w:defUnhideWhenUsed="0" w:defQFormat="0" w:count="371">
+  <w:latentStyles w:defLockedState="0" w:defUIPriority="99" w:defSemiHidden="0" w:defUnhideWhenUsed="0" w:defQFormat="0" w:count="376">
     <w:lsdException w:name="Normal" w:uiPriority="0" w:qFormat="1"/>
     <w:lsdException w:name="heading 1" w:uiPriority="9" w:qFormat="1"/>
     <w:lsdException w:name="heading 2" w:semiHidden="1" w:uiPriority="9" w:unhideWhenUsed="1" w:qFormat="1"/>
@@ -1013,11 +1218,16 @@
     <w:lsdException w:name="List Table 5 Dark Accent 6" w:uiPriority="50"/>
     <w:lsdException w:name="List Table 6 Colorful Accent 6" w:uiPriority="51"/>
     <w:lsdException w:name="List Table 7 Colorful Accent 6" w:uiPriority="52"/>
+    <w:lsdException w:name="Mention" w:semiHidden="1" w:unhideWhenUsed="1"/>
+    <w:lsdException w:name="Smart Hyperlink" w:semiHidden="1" w:unhideWhenUsed="1"/>
+    <w:lsdException w:name="Hashtag" w:semiHidden="1" w:unhideWhenUsed="1"/>
+    <w:lsdException w:name="Unresolved Mention" w:semiHidden="1" w:unhideWhenUsed="1"/>
+    <w:lsdException w:name="Smart Link" w:semiHidden="1" w:unhideWhenUsed="1"/>
   </w:latentStyles>
   <w:style w:type="paragraph" w:default="1" w:styleId="Normal">
     <w:name w:val="Normal"/>
     <w:qFormat/>
-    <w:rsid w:val="000A1B49"/>
+    <w:rsid w:val="009B22CF"/>
     <w:pPr>
       <w:spacing w:line="240" w:lineRule="auto"/>
     </w:pPr>

--- a/public/5. Biên bản họp Chi Đoàn.docx
+++ b/public/5. Biên bản họp Chi Đoàn.docx
@@ -205,7 +205,15 @@
               <w:t xml:space="preserve">  </w:t>
             </w:r>
             <w:r>
-              <w:t xml:space="preserve"> năm {{ngay_ky_y}}    </w:t>
+              <w:t xml:space="preserve"> năm {{ngay_ky_y</w:t>
+            </w:r>
+            <w:proofErr w:type="gramStart"/>
+            <w:r>
+              <w:t xml:space="preserve">}}   </w:t>
+            </w:r>
+            <w:proofErr w:type="gramEnd"/>
+            <w:r>
+              <w:t xml:space="preserve"> </w:t>
             </w:r>
           </w:p>
         </w:tc>
@@ -355,7 +363,14 @@
         </w:rPr>
       </w:pPr>
       <w:r>
-        <w:t>1. Chủ trì cuộc họp: {{chu_tri_chi_doan}}</w:t>
+        <w:rPr>
+          <w:b/>
+          <w:bCs/>
+        </w:rPr>
+        <w:t>1. Chủ trì cuộc họp:</w:t>
+      </w:r>
+      <w:r>
+        <w:t xml:space="preserve"> {{chu_tri_chi_doan}}</w:t>
       </w:r>
     </w:p>
     <w:p>
@@ -368,7 +383,14 @@
         </w:rPr>
       </w:pPr>
       <w:r>
-        <w:t>2. Thư ký cuộc họp: {{thu_ky_chi_doan}}</w:t>
+        <w:rPr>
+          <w:b/>
+          <w:bCs/>
+        </w:rPr>
+        <w:t>2. Thư ký cuộc họp:</w:t>
+      </w:r>
+      <w:r>
+        <w:t xml:space="preserve"> {{thu_ky_chi_doan}}</w:t>
       </w:r>
     </w:p>
     <w:p>
@@ -381,6 +403,10 @@
         </w:rPr>
       </w:pPr>
       <w:r>
+        <w:rPr>
+          <w:b/>
+          <w:bCs/>
+        </w:rPr>
         <w:t>3. Tổng số đoàn viên:</w:t>
       </w:r>
       <w:r>
@@ -396,26 +422,45 @@
         <w:t xml:space="preserve"> </w:t>
       </w:r>
       <w:r>
-        <w:t xml:space="preserve">Tham gia: {{tham_gia_chi_doan}}   </w:t>
-      </w:r>
-      <w:r>
+        <w:tab/>
+      </w:r>
+      <w:r>
+        <w:tab/>
+      </w:r>
+      <w:r>
+        <w:rPr>
+          <w:b/>
+          <w:bCs/>
+        </w:rPr>
+        <w:t>Tham gia:</w:t>
+      </w:r>
+      <w:r>
+        <w:t xml:space="preserve"> {{tham_gia_chi_doan</w:t>
+      </w:r>
+      <w:proofErr w:type="gramStart"/>
+      <w:r>
+        <w:t xml:space="preserve">}}   </w:t>
+      </w:r>
+      <w:proofErr w:type="gramEnd"/>
+      <w:r>
+        <w:tab/>
+      </w:r>
+      <w:r>
+        <w:rPr>
+          <w:b/>
+          <w:bCs/>
+        </w:rPr>
         <w:t>V</w:t>
       </w:r>
       <w:r>
-        <w:t>ắng: {{vang_chi_doan}}</w:t>
-      </w:r>
-    </w:p>
-    <w:p>
-      <w:pPr>
-        <w:spacing w:before="60" w:after="60" w:line="276" w:lineRule="auto"/>
-        <w:ind w:firstLine="567"/>
-        <w:jc w:val="both"/>
-        <w:rPr>
-          <w:color w:val="000000"/>
-        </w:rPr>
-      </w:pPr>
-      <w:r>
-        <w:t>Lý do vắng: {{ly_do_vang_chi_doan}}</w:t>
+        <w:rPr>
+          <w:b/>
+          <w:bCs/>
+        </w:rPr>
+        <w:t>ắng:</w:t>
+      </w:r>
+      <w:r>
+        <w:t xml:space="preserve"> {{vang_chi_doan}}</w:t>
       </w:r>
     </w:p>
     <w:p>
@@ -600,16 +645,6 @@
       <w:pPr>
         <w:spacing w:before="60" w:after="60" w:line="276" w:lineRule="auto"/>
         <w:ind w:firstLine="567"/>
-        <w:rPr>
-          <w:bCs/>
-          <w:color w:val="000000"/>
-        </w:rPr>
-      </w:pPr>
-    </w:p>
-    <w:p>
-      <w:pPr>
-        <w:spacing w:before="60" w:after="60" w:line="276" w:lineRule="auto"/>
-        <w:ind w:firstLine="567"/>
         <w:jc w:val="both"/>
         <w:rPr>
           <w:color w:val="000000"/>
@@ -629,7 +664,15 @@
         </w:rPr>
       </w:pPr>
       <w:r>
-        <w:t>Biểu quyết thông qua với sự tán thành của {{tham_gia_chi_doan}} đoàn viên (đạt {{ti_le_bb_chi_doan}}%); số không tán thành {{khong_tan_thanh_bb_chi_doan}} đồng chí, với lý do: {{ly_do_khong_tan_thanh_bb_chi_doan}}</w:t>
+        <w:t>Biểu quyết thông qua với sự tán thành của {{tham_gia_chi_doan}} đoàn viên (đạt {{ti_le_bb_chi_doan</w:t>
+      </w:r>
+      <w:proofErr w:type="gramStart"/>
+      <w:r>
+        <w:t>}}%</w:t>
+      </w:r>
+      <w:proofErr w:type="gramEnd"/>
+      <w:r>
+        <w:t>); số không tán thành {{khong_tan_thanh_bb_chi_doan}} đồng chí, với lý do: {{ly_do_khong_tan_thanh_bb_chi_doan}}</w:t>
       </w:r>
     </w:p>
     <w:p>
@@ -728,10 +771,14 @@
             <w:pPr>
               <w:jc w:val="center"/>
               <w:rPr>
+                <w:b/>
                 <w:color w:val="000000"/>
               </w:rPr>
             </w:pPr>
             <w:r>
+              <w:rPr>
+                <w:b/>
+              </w:rPr>
               <w:t>{{thu_ky_chi_doan}}</w:t>
             </w:r>
           </w:p>
@@ -803,6 +850,7 @@
             </w:pPr>
             <w:r>
               <w:rPr>
+                <w:b/>
                 <w:lang w:val="it-IT"/>
               </w:rPr>
               <w:t>{{chu_tri_chi_doan}}</w:t>
